--- a/docs/ecostats_stat_overview/04_correlation_analysis.docx
+++ b/docs/ecostats_stat_overview/04_correlation_analysis.docx
@@ -2048,7 +2048,7 @@
       <w:r>
         <w:drawing>
           <wp:inline>
-            <wp:extent cx="5943600" cy="4953000"/>
+            <wp:extent cx="6578600" cy="5482166"/>
             <wp:effectExtent b="0" l="0" r="0" t="0"/>
             <wp:docPr descr="" title="" id="28" name="Picture"/>
             <a:graphic>
@@ -2069,7 +2069,7 @@
                   <pic:spPr bwMode="auto">
                     <a:xfrm>
                       <a:off x="0" y="0"/>
-                      <a:ext cx="5943600" cy="4953000"/>
+                      <a:ext cx="6578600" cy="5482166"/>
                     </a:xfrm>
                     <a:prstGeom prst="rect">
                       <a:avLst/>
@@ -2783,7 +2783,7 @@
       <w:r>
         <w:drawing>
           <wp:inline>
-            <wp:extent cx="5943600" cy="2971800"/>
+            <wp:extent cx="6578600" cy="3289300"/>
             <wp:effectExtent b="0" l="0" r="0" t="0"/>
             <wp:docPr descr="" title="" id="41" name="Picture"/>
             <a:graphic>
@@ -2804,7 +2804,7 @@
                   <pic:spPr bwMode="auto">
                     <a:xfrm>
                       <a:off x="0" y="0"/>
-                      <a:ext cx="5943600" cy="2971800"/>
+                      <a:ext cx="6578600" cy="3289300"/>
                     </a:xfrm>
                     <a:prstGeom prst="rect">
                       <a:avLst/>
@@ -3881,7 +3881,7 @@
       <w:r>
         <w:drawing>
           <wp:inline>
-            <wp:extent cx="5943600" cy="4953000"/>
+            <wp:extent cx="6578600" cy="5482166"/>
             <wp:effectExtent b="0" l="0" r="0" t="0"/>
             <wp:docPr descr="" title="" id="49" name="Picture"/>
             <a:graphic>
@@ -3902,7 +3902,7 @@
                   <pic:spPr bwMode="auto">
                     <a:xfrm>
                       <a:off x="0" y="0"/>
-                      <a:ext cx="5943600" cy="4953000"/>
+                      <a:ext cx="6578600" cy="5482166"/>
                     </a:xfrm>
                     <a:prstGeom prst="rect">
                       <a:avLst/>
@@ -6500,7 +6500,7 @@
       <w:r>
         <w:drawing>
           <wp:inline>
-            <wp:extent cx="5943600" cy="4245428"/>
+            <wp:extent cx="6578600" cy="4699000"/>
             <wp:effectExtent b="0" l="0" r="0" t="0"/>
             <wp:docPr descr="" title="" id="67" name="Picture"/>
             <a:graphic>
@@ -6521,7 +6521,7 @@
                   <pic:spPr bwMode="auto">
                     <a:xfrm>
                       <a:off x="0" y="0"/>
-                      <a:ext cx="5943600" cy="4245428"/>
+                      <a:ext cx="6578600" cy="4699000"/>
                     </a:xfrm>
                     <a:prstGeom prst="rect">
                       <a:avLst/>
@@ -6981,7 +6981,7 @@
     <w:bookmarkEnd w:id="75"/>
     <w:sectPr>
       <w:pgSz w:h="15840" w:w="12240"/>
-      <w:pgMar w:bottom="1440" w:footer="720" w:gutter="0" w:header="720" w:left="1440" w:right="1440" w:top="1440"/>
+      <w:pgMar w:bottom="720" w:footer="720" w:gutter="0" w:header="720" w:left="1152" w:right="720" w:top="720"/>
       <w:cols w:space="720"/>
       <w:docGrid w:linePitch="360"/>
     </w:sectPr>
@@ -8252,7 +8252,7 @@
     <w:basedOn w:val="Normal"/>
     <w:next w:val="Normal"/>
     <w:qFormat/>
-    <w:rsid w:val="00BC28E9"/>
+    <w:rsid w:val="00B86ADC"/>
     <w:pPr>
       <w:pBdr>
         <w:top w:color="FF0000" w:space="1" w:sz="8" w:val="single"/>
@@ -8266,14 +8266,14 @@
     </w:pPr>
     <w:rPr>
       <w:rFonts w:ascii="Courier New" w:hAnsi="Courier New"/>
-      <w:sz w:val="18"/>
+      <w:sz w:val="16"/>
     </w:rPr>
   </w:style>
   <w:style w:customStyle="1" w:styleId="SourceCode" w:type="paragraph">
     <w:name w:val="Source Code"/>
     <w:basedOn w:val="Normal"/>
     <w:qFormat/>
-    <w:rsid w:val="00771E03"/>
+    <w:rsid w:val="0018210C"/>
     <w:pPr>
       <w:pBdr>
         <w:top w:color="auto" w:space="1" w:sz="8" w:val="single"/>
@@ -8281,20 +8281,20 @@
         <w:bottom w:color="auto" w:space="1" w:sz="8" w:val="single"/>
         <w:right w:color="auto" w:space="4" w:sz="8" w:val="single"/>
       </w:pBdr>
-      <w:shd w:color="auto" w:fill="auto" w:val="pct15"/>
+      <w:shd w:color="auto" w:fill="auto" w:val="pct5"/>
       <w:spacing w:after="240" w:before="240"/>
       <w:ind w:left="432" w:right="432"/>
     </w:pPr>
     <w:rPr>
       <w:rFonts w:ascii="Courier New" w:hAnsi="Courier New"/>
-      <w:sz w:val="20"/>
+      <w:sz w:val="15"/>
     </w:rPr>
   </w:style>
   <w:style w:customStyle="1" w:styleId="Verbatim" w:type="paragraph">
     <w:name w:val="Verbatim"/>
     <w:basedOn w:val="Normal"/>
     <w:qFormat/>
-    <w:rsid w:val="00771E03"/>
+    <w:rsid w:val="0018210C"/>
     <w:pPr>
       <w:shd w:color="auto" w:fill="auto" w:val="pct15"/>
       <w:spacing w:after="240" w:before="240"/>
@@ -8302,7 +8302,7 @@
     </w:pPr>
     <w:rPr>
       <w:rFonts w:ascii="Courier New" w:hAnsi="Courier New"/>
-      <w:sz w:val="18"/>
+      <w:sz w:val="16"/>
     </w:rPr>
   </w:style>
   <w:style w:customStyle="1" w:styleId="CodeBlock" w:type="paragraph">
@@ -8345,6 +8345,11 @@
     <w:pPr>
       <w:spacing w:after="100"/>
     </w:pPr>
+  </w:style>
+  <w:style w:customStyle="1" w:styleId="Graphic" w:type="paragraph">
+    <w:name w:val="Graphic"/>
+    <w:qFormat/>
+    <w:rsid w:val="00735D8A"/>
   </w:style>
   <w:style w:type="character" w:customStyle="1" w:styleId="KeywordTok">
     <w:name w:val="KeywordTok"/>
